--- a/문서/기관별/질의서_경기관광공사.docx
+++ b/문서/기관별/질의서_경기관광공사.docx
@@ -44,7 +44,7 @@
           <w:color w:val="6B7280"/>
           <w:sz w:val="20"/>
         </w:rPr>
-        <w:t>2026년 행정사무감사 · 작성 2026. 09. 18.</w:t>
+        <w:t>2026년 행정사무감사 · 작성 2026. 09. 23.</w:t>
       </w:r>
     </w:p>
     <w:p>

--- a/문서/기관별/질의서_경기관광공사.docx
+++ b/문서/기관별/질의서_경기관광공사.docx
@@ -44,7 +44,7 @@
           <w:color w:val="6B7280"/>
           <w:sz w:val="20"/>
         </w:rPr>
-        <w:t>2026년 행정사무감사 · 작성 2026. 09. 23.</w:t>
+        <w:t>2026년 행정사무감사 · 작성 2026. 09. 28.</w:t>
       </w:r>
     </w:p>
     <w:p>

--- a/문서/기관별/질의서_경기관광공사.docx
+++ b/문서/기관별/질의서_경기관광공사.docx
@@ -44,7 +44,7 @@
           <w:color w:val="6B7280"/>
           <w:sz w:val="20"/>
         </w:rPr>
-        <w:t>2026년 행정사무감사 · 작성 2026. 09. 28.</w:t>
+        <w:t>2026년 행정사무감사 · 작성 2026. 10. 01.</w:t>
       </w:r>
     </w:p>
     <w:p>
@@ -462,6 +462,62 @@
     </w:p>
     <w:p>
       <w:pPr>
+        <w:spacing w:after="20" w:before="0" w:line="324" w:lineRule="auto"/>
+        <w:ind w:left="113"/>
+      </w:pPr>
+      <w:r>
+        <w:rPr>
+          <w:rFonts w:ascii="맑은 고딕" w:hAnsi="맑은 고딕" w:eastAsia="맑은 고딕"/>
+          <w:b/>
+          <w:sz w:val="21"/>
+        </w:rPr>
+        <w:t xml:space="preserve">6. </w:t>
+      </w:r>
+      <w:r>
+        <w:rPr>
+          <w:rFonts w:ascii="맑은 고딕" w:hAnsi="맑은 고딕" w:eastAsia="맑은 고딕"/>
+          <w:b/>
+          <w:sz w:val="21"/>
+        </w:rPr>
+        <w:t>정부 ‘케이-투어 패스’와 경기 관광 연계</w:t>
+      </w:r>
+    </w:p>
+    <w:p>
+      <w:pPr>
+        <w:spacing w:after="20" w:before="0" w:line="324" w:lineRule="auto"/>
+        <w:ind w:left="454"/>
+      </w:pPr>
+      <w:r>
+        <w:rPr>
+          <w:rFonts w:ascii="맑은 고딕" w:hAnsi="맑은 고딕" w:eastAsia="맑은 고딕"/>
+          <w:b w:val="0"/>
+          <w:sz w:val="21"/>
+        </w:rPr>
+        <w:t>문체부가 외국인 관광객이 교통·관광지 할인을 한 번에 받는 ‘케이-투어 패스’를 내놓았습니다. 경기도 관광지와 교통수단이 이 패스에 얼마나 참여하고 있으며, 공사가 검토해 온 수도권 통합 관광패스와는 어떻게 연계하거나 정리할 계획입니까?</w:t>
+      </w:r>
+    </w:p>
+    <w:p>
+      <w:pPr>
+        <w:spacing w:after="0" w:before="0" w:line="324" w:lineRule="auto"/>
+        <w:ind w:left="454"/>
+      </w:pPr>
+      <w:r>
+        <w:rPr>
+          <w:rFonts w:ascii="맑은 고딕" w:hAnsi="맑은 고딕" w:eastAsia="맑은 고딕"/>
+          <w:b w:val="0"/>
+          <w:color w:val="6B7280"/>
+          <w:sz w:val="19"/>
+        </w:rPr>
+        <w:t>· 배경: 문체부 보도자료 2026.10.1 ‘외국인 관광객, 케이-투어 패스로 교통·관광지 이용 할인 한 번에’</w:t>
+      </w:r>
+    </w:p>
+    <w:p>
+      <w:pPr>
+        <w:spacing w:after="60" w:before="0" w:line="324" w:lineRule="auto"/>
+      </w:pPr>
+    </w:p>
+    <w:p>
+      <w:pPr>
         <w:spacing w:after="40" w:before="0" w:line="324" w:lineRule="auto"/>
       </w:pPr>
       <w:r>

--- a/문서/기관별/질의서_경기관광공사.docx
+++ b/문서/기관별/질의서_경기관광공사.docx
@@ -44,7 +44,7 @@
           <w:color w:val="6B7280"/>
           <w:sz w:val="20"/>
         </w:rPr>
-        <w:t>2026년 행정사무감사 · 작성 2026. 10. 01.</w:t>
+        <w:t>2026년 행정사무감사 · 작성 2026. 10. 02.</w:t>
       </w:r>
     </w:p>
     <w:p>

--- a/문서/기관별/질의서_경기관광공사.docx
+++ b/문서/기관별/질의서_경기관광공사.docx
@@ -44,7 +44,7 @@
           <w:color w:val="6B7280"/>
           <w:sz w:val="20"/>
         </w:rPr>
-        <w:t>2026년 행정사무감사 · 작성 2026. 10. 02.</w:t>
+        <w:t>2026년 행정사무감사 · 작성 2026. 10. 19.</w:t>
       </w:r>
     </w:p>
     <w:p>
@@ -518,6 +518,62 @@
     </w:p>
     <w:p>
       <w:pPr>
+        <w:spacing w:after="20" w:before="0" w:line="324" w:lineRule="auto"/>
+        <w:ind w:left="113"/>
+      </w:pPr>
+      <w:r>
+        <w:rPr>
+          <w:rFonts w:ascii="맑은 고딕" w:hAnsi="맑은 고딕" w:eastAsia="맑은 고딕"/>
+          <w:b/>
+          <w:sz w:val="21"/>
+        </w:rPr>
+        <w:t xml:space="preserve">7. </w:t>
+      </w:r>
+      <w:r>
+        <w:rPr>
+          <w:rFonts w:ascii="맑은 고딕" w:hAnsi="맑은 고딕" w:eastAsia="맑은 고딕"/>
+          <w:b/>
+          <w:sz w:val="21"/>
+        </w:rPr>
+        <w:t>지역 특화 관광상품의 지속 운영 계획</w:t>
+      </w:r>
+    </w:p>
+    <w:p>
+      <w:pPr>
+        <w:spacing w:after="20" w:before="0" w:line="324" w:lineRule="auto"/>
+        <w:ind w:left="454"/>
+      </w:pPr>
+      <w:r>
+        <w:rPr>
+          <w:rFonts w:ascii="맑은 고딕" w:hAnsi="맑은 고딕" w:eastAsia="맑은 고딕"/>
+          <w:b w:val="0"/>
+          <w:sz w:val="21"/>
+        </w:rPr>
+        <w:t>제부도·전곡항을 묶은 '화성 지오로드' 특화 상품 홍보는 지역 자원을 관광상품으로 연결한 좋은 시도입니다. 다만 홍보 이후 실제 송출 실적과 재방문으로 이어졌는지가 중요합니다. 상품별 판매·이용 실적과 지역 사업체 참여·수익 배분 현황, 내년 지속 운영 계획을 밝혀 주십시오.</w:t>
+      </w:r>
+    </w:p>
+    <w:p>
+      <w:pPr>
+        <w:spacing w:after="0" w:before="0" w:line="324" w:lineRule="auto"/>
+        <w:ind w:left="454"/>
+      </w:pPr>
+      <w:r>
+        <w:rPr>
+          <w:rFonts w:ascii="맑은 고딕" w:hAnsi="맑은 고딕" w:eastAsia="맑은 고딕"/>
+          <w:b w:val="0"/>
+          <w:color w:val="6B7280"/>
+          <w:sz w:val="19"/>
+        </w:rPr>
+        <w:t>· 배경: 2026.10.15 보도 — 경기관광공사 '화성 지오로드' 특화 관광상품 홍보</w:t>
+      </w:r>
+    </w:p>
+    <w:p>
+      <w:pPr>
+        <w:spacing w:after="60" w:before="0" w:line="324" w:lineRule="auto"/>
+      </w:pPr>
+    </w:p>
+    <w:p>
+      <w:pPr>
         <w:spacing w:after="40" w:before="0" w:line="324" w:lineRule="auto"/>
       </w:pPr>
       <w:r>
